--- a/livrables/lecons/2026-08-14_lecon-appli-ia_03_typescript-structure-projet.docx
+++ b/livrables/lecons/2026-08-14_lecon-appli-ia_03_typescript-structure-projet.docx
@@ -614,7 +614,7 @@
                 <w:sz w:val="20"/>
                 <w:szCs w:val="20"/>
               </w:rPr>
-              <w:t xml:space="preserve">Version JavaScript produite en sortie. ES2022 est supportée par Node.js v18+.</w:t>
+              <w:t xml:space="preserve">Version JavaScript produite en sortie. ⚠️ Reformulé le 06/09/2026 : la leçon écrivait « ES2022 est supportée par Node.js v18+ ». L'affirmation est prudente et probablement juste, mais elle ne provient d'AUCUNE des quatre sources de cette leçon — c'est typiquement l'énoncé sur le comportement d'un runtime que le garde-fou n°2 du parcours vise. Ce qui est vérifiable ici et suffit : le package.json du projet déclare engines.node &gt;= 24, et c'est cette version-là qui exécute le code compilé. Si tu veux la borne minimale exacte de support d'ES2022, va la lire sur la documentation de Node, pas dans cette leçon.</w:t>
             </w:r>
           </w:p>
         </w:tc>
@@ -3004,7 +3004,7 @@
           <w:sz w:val="20"/>
           <w:szCs w:val="20"/>
         </w:rPr>
-        <w:t xml:space="preserve"># 3. Vérifier que controles affiche 1 fichier (pas 2)</w:t>
+        <w:t xml:space="preserve"># 3. Vérifier que README.md n'est plus compté comme un livrable</w:t>
       </w:r>
     </w:p>
     <w:p>
@@ -3042,7 +3042,13 @@
           <w:sz w:val="20"/>
           <w:szCs w:val="20"/>
         </w:rPr>
-        <w:t xml:space="preserve"># → controles          1 fichier(s)   ...</w:t>
+        <w:t xml:space="preserve"># → controles          N fichier(s)   ...   où N = le nombre de .docx du dossier,
+#   SANS le README.md. Au 14/08/2026 le dossier n'en contenait qu'un : la sortie
+#   attendue était « 1 fichier(s) », contre 2 avant la correction de l'écart n°4.
+#   ⚠️ Ajouté le 06/09/2026 : ce dossier grossit d'un fichier par semaine — au
+#   06/09/2026 la commande renvoie « 4 fichier(s) ». Ce n'est PAS une régression.
+#   Ce qui se vérifie ici n'est pas le nombre, c'est l'ABSENCE du README dans le
+#   compte : compare la sortie avec `ls livrables/controles/ | grep -c '\.docx$'`.</w:t>
       </w:r>
     </w:p>
     <w:p>
@@ -4134,7 +4140,7 @@
             <w:szCs w:val="22"/>
             <w:u w:val="single"/>
           </w:rPr>
-          <w:t xml:space="preserve">Node.js — Releases (LTS actives : v24 Krypton, v22 Jod)</w:t>
+          <w:t xml:space="preserve">Node.js — Releases (LTS actives : v24 Krypton, v22 Jod) ⚠️ adresse corrigée le 06/09/2026</w:t>
         </w:r>
       </w:hyperlink>
     </w:p>
@@ -4149,7 +4155,7 @@
           <w:sz w:val="22"/>
           <w:szCs w:val="22"/>
         </w:rPr>
-        <w:t xml:space="preserve">  Tableau des versions LTS supportées. Le projet cible node &gt;=24 (LTS Active au 14/08/2026).</w:t>
+        <w:t xml:space="preserve">  Tableau des versions LTS supportées. Le projet cible node &gt;=24 (LTS Active au 14/08/2026). ⚠️ Corrigé le 06/09/2026 : la leçon publiait l'adresse https://nodejs.org/en/about/releases, qui REDIRIGE vers /en/about/previous-releases. Le test curl suit les redirections, donc le 200 ne révélait rien ; le contenu cité est exact et a été revérifié, seule l'adresse ne l'était pas. La leçon n°02 publiait déjà, elle, la bonne adresse pour ce même tableau.</w:t>
       </w:r>
     </w:p>
     <w:p>
@@ -4362,6 +4368,106 @@
           <w:szCs w:val="18"/>
         </w:rPr>
         <w:t xml:space="preserve">Portail Livrables · Parcours appli-ia · Leçon 03/12 · Job appli-ia-lecon · 14/08/2026</w:t>
+      </w:r>
+    </w:p>
+    <w:p>
+      <w:pPr>
+        <w:pBdr>
+          <w:bottom w:val="single" w:color="1B3A6B" w:sz="6"/>
+        </w:pBdr>
+        <w:spacing w:after="120" w:before="360"/>
+      </w:pPr>
+      <w:r>
+        <w:rPr>
+          <w:b/>
+          <w:bCs/>
+          <w:color w:val="1B3A6B"/>
+          <w:sz w:val="30"/>
+          <w:szCs w:val="30"/>
+        </w:rPr>
+        <w:t xml:space="preserve">📝 Journal des corrections — 6 septembre 2026</w:t>
+      </w:r>
+    </w:p>
+    <w:p>
+      <w:pPr>
+        <w:spacing w:after="80"/>
+      </w:pPr>
+      <w:r>
+        <w:rPr>
+          <w:b/>
+          <w:bCs/>
+          <w:i/>
+          <w:iCs/>
+          <w:color w:val="1F2937"/>
+          <w:sz w:val="22"/>
+          <w:szCs w:val="22"/>
+        </w:rPr>
+        <w:t xml:space="preserve">Leçon produite le 14/08/2026, relue le 06/09/2026. Les quatre URL répondent 200. TROIS corrections, aucune sur un fait technique : la leçon est exacte sur tout ce qui se teste, et je l'ai testé.</w:t>
+      </w:r>
+    </w:p>
+    <w:p>
+      <w:pPr>
+        <w:spacing w:after="80"/>
+      </w:pPr>
+      <w:r>
+        <w:rPr>
+          <w:color w:val="1F2937"/>
+          <w:sz w:val="22"/>
+          <w:szCs w:val="22"/>
+        </w:rPr>
+        <w:t xml:space="preserve">① L'adresse publiée n'était pas celle de la page. La leçon citait https://nodejs.org/en/about/releases pour le tableau des versions LTS. Cette adresse REDIRIGE vers /en/about/previous-releases. Le test curl du parcours suit les redirections : le code 200 ne révélait donc rien, et une URL périmée qui fonctionne aujourd'hui grâce à une redirection cessera de fonctionner le jour où le site la retirera. Le contenu cité — v24 Krypton et v22 Jod en LTS actives — est exact et a été revérifié le 06/09/2026. Le lien pointe désormais l'adresse d'arrivée. À noter : la leçon n°02 publiait déjà la bonne adresse pour ce même tableau. C'est cet écart entre deux leçons du même parcours qui a donné la règle 15 du prompt, ajoutée le 06/09/2026.</w:t>
+      </w:r>
+    </w:p>
+    <w:p>
+      <w:pPr>
+        <w:spacing w:after="80"/>
+      </w:pPr>
+      <w:r>
+        <w:rPr>
+          <w:color w:val="1F2937"/>
+          <w:sz w:val="22"/>
+          <w:szCs w:val="22"/>
+        </w:rPr>
+        <w:t xml:space="preserve">② Une sortie attendue qui se périme toute seule. La liste de contrôle demandait de vérifier que « controles affiche 1 fichier (pas 2) », avec la sortie attendue « controles 1 fichier(s) ». Le chiffre était exact au 14/08/2026 — vérifié dans l'historique du dépôt : le dossier ne contenait alors qu'un seul .docx et le README.md. Mais ce dossier grossit d'un fichier par semaine, et la même commande renvoie « 4 fichier(s) » au 06/09/2026. Un lecteur qui refait l'exercice aujourd'hui croit à une régression. Ce qui se vérifie ici n'est pas le NOMBRE mais l'ABSENCE du README dans le compte : la consigne le dit désormais, avec la commande de recoupement. C'est le prolongement de la règle 10 du parcours, qui imposait déjà de dater les chiffres affichés dans le texte — elle a été étendue le 06/09/2026 aux sorties attendues des commandes de vérification.</w:t>
+      </w:r>
+    </w:p>
+    <w:p>
+      <w:pPr>
+        <w:spacing w:after="80"/>
+      </w:pPr>
+      <w:r>
+        <w:rPr>
+          <w:color w:val="1F2937"/>
+          <w:sz w:val="22"/>
+          <w:szCs w:val="22"/>
+        </w:rPr>
+        <w:t xml:space="preserve">③ Une affirmation sur un runtime, absente des sources. Le tableau tsconfig.json indiquait « ES2022 est supportée par Node.js v18+ ». L'affirmation est prudente et probablement juste, mais aucune des quatre sources de la leçon ne l'établit : c'est exactement l'énoncé sur le comportement d'un runtime que le garde-fou n°2 vise depuis la leçon n°02. Remplacée par ce qui est vérifiable localement — le package.json du projet déclare engines.node &gt;= 24 — avec le renvoi à la documentation de Node pour qui veut la borne minimale exacte.</w:t>
+      </w:r>
+    </w:p>
+    <w:p>
+      <w:pPr>
+        <w:spacing w:after="80"/>
+      </w:pPr>
+      <w:r>
+        <w:rPr>
+          <w:color w:val="1F2937"/>
+          <w:sz w:val="22"/>
+          <w:szCs w:val="22"/>
+        </w:rPr>
+        <w:t xml:space="preserve">Vérifié lors de la relecture et inchangé — c'est la leçon la plus testable du corpus, et tout ce qui s'y teste a été exécuté le 06/09/2026. L'erreur TS5108 sur moduleResolution a été REPRODUITE mot pour mot avec le compilateur TypeScript 7.0.2 du projet : « Option 'moduleResolution=node10' has been removed. Please remove it from your configuration. » L'excess property checking annoncé à l'étape 2 se produit bien : ajouter un champ chemin non déclaré donne « TS2353: Object literal may only specify known properties, and 'chemin' does not exist in type 'Livrable' ». Le fichier dist/types.js est bien quasi vide comme annoncé — 388 octets, dont l'essentiel en commentaires, aucune interface. La correction de l'écart n°4 est réellement dans le code : scripts/serveur.js porte const DOCS_DE_DOSSIER = ['readme.md'] et son filtre. Et les versions LTS v24 Krypton et v22 Jod sont exactes sur nodejs.org. La section Ressources de cette leçon reste la meilleure du parcours : chaque source avec son code HTTP et ce qu'elle a apporté, versions relevées au npm show et datées.</w:t>
+      </w:r>
+    </w:p>
+    <w:p>
+      <w:pPr>
+        <w:spacing w:after="80"/>
+      </w:pPr>
+      <w:r>
+        <w:rPr>
+          <w:color w:val="1F2937"/>
+          <w:sz w:val="22"/>
+          <w:szCs w:val="22"/>
+        </w:rPr>
+        <w:t xml:space="preserve">Le passage sur moduleResolution mérite d'être relevé pour lui-même. La leçon raconte que la première version du tsconfig.json généré par le job contenait l'option supprimée, et que l'erreur de compilation l'a signalée immédiatement. C'est une observation de première main, datée, transformée en illustration du garde-fou n°2 — plutôt qu'un fait recopié. C'est le geste que ce parcours doit produire.</w:t>
       </w:r>
     </w:p>
     <w:sectPr>
